--- a/rapports/16_02_2026/DIEYNABA/coh_EQ11_sup_031203030013.docx
+++ b/rapports/16_02_2026/DIEYNABA/coh_EQ11_sup_031203030013.docx
@@ -25,7 +25,7 @@
         <w:br/>
         <w:t>Grappe: 031203030013</w:t>
         <w:br/>
-        <w:t>Date: 16/02/2026 a 12:40</w:t>
+        <w:t>Date: 16/02/2026 a 12:58</w:t>
       </w:r>
     </w:p>
     <w:p/>

--- a/rapports/16_02_2026/DIEYNABA/coh_EQ11_sup_031203030013.docx
+++ b/rapports/16_02_2026/DIEYNABA/coh_EQ11_sup_031203030013.docx
@@ -25,7 +25,7 @@
         <w:br/>
         <w:t>Grappe: 031203030013</w:t>
         <w:br/>
-        <w:t>Date: 16/02/2026 a 12:58</w:t>
+        <w:t>Date: 16/02/2026 a 13:04</w:t>
       </w:r>
     </w:p>
     <w:p/>
@@ -487,7 +487,7 @@
           </w:tcPr>
           <w:p>
             <w:r>
-              <w:t>Section4b</w:t>
+              <w:t>Section19</w:t>
             </w:r>
           </w:p>
         </w:tc>
@@ -497,7 +497,7 @@
           </w:tcPr>
           <w:p>
             <w:r>
-              <w:t>Emploi - Activite principale</w:t>
+              <w:t>Equipements agricoles</w:t>
             </w:r>
           </w:p>
         </w:tc>
@@ -507,7 +507,7 @@
           </w:tcPr>
           <w:p>
             <w:r>
-              <w:t>9</w:t>
+              <w:t>10</w:t>
             </w:r>
           </w:p>
         </w:tc>
@@ -968,7 +968,7 @@
         <w:rPr>
           <w:sz w:val="20"/>
         </w:rPr>
-        <w:t>- Attention ! Le prix unitaire d'achat (200 Fcfa) de Piment frais en Sachets (Petit) est relativement élevé par rapport aux autres prix observés dans cette zone. Prière de corriger ou de confirmer avec le QG. Attention ! Le prix unitaire d'achat (250 Fcfa) de Piment séché en Sachets (Petit) est relativement élevé par rapport aux autres prix observés dans cette zone. Prière de corriger ou de confirmer avec le QG. Attention ! Le prix unitaire d'achat (250 Fcfa) de Poivre en Sachets (Petit) est relativement élevé par rapport aux autres prix observés dans cette zone. Prière de corriger ou de confirmer avec le QG. Incohérence!! Dans ce ménage, chaque individus consomme par jour 17.22607 Kg  de cereale; Prière de revoir les quantités prises de ces produits. Incohérence!! Dans ce ménage, chaque individus consomme par jour 17.22607 Kg  de cereale; Prière de revoir les quantités prises de ces produits.</w:t>
+        <w:t>- Attention ! Le prix unitaire d'achat (200 Fcfa) de Piment frais en Sachets (Petit) est relativement élevé par rapport aux autres prix observés dans cette zone. Prière de corriger ou de confirmer avec le QG. Attention ! Le prix unitaire d'achat (200 Fcfa) de Poireau en Tas (Petit) est relativement élevé par rapport aux autres prix observés dans cette zone. Prière de corriger ou de confirmer avec le QG. Attention ! Le prix unitaire d'achat (250 Fcfa) de Ail en Sachets (Petit) est relativement élevé par rapport aux autres prix observés dans cette zone. Prière de corriger ou de confirmer avec le QG. Attention ! Le prix unitaire d'achat (250 Fcfa) de Piment séché en Sachets (Petit) est relativement élevé par rapport aux autres prix observés dans cette zone. Prière de corriger ou de confirmer avec le QG. Attention ! Le prix unitaire d'achat (250 Fcfa) de Poivre en Sachets (Petit) est relativement élevé par rapport aux autres prix observés dans cette zone. Prière de corriger ou de confirmer avec le QG. Attention ! Le prix unitaire d'achat (500 Fcfa) de Beignets de farine de boulangerie en Sachets (Moyen) est relativement élevé par rapport aux autres prix observés dans cette zone. Prière de corriger ou de confirmer avec le QG. Attention ! Le prix unitaire d'achat (500 Fcfa) de Oignon frais en Kg (taille unique) est relativement faible par rapport aux autres prix observés dans cette zone. Prière de corriger ou de confirmer avec le QG. Incohérence!! Dans ce ménage, chaque individus consomme par jour 32.34953 Kg  de cereale; Prière de revoir les quantités prises de ces produits. Incohérence!! Dans ce ménage, chaque individus consomme par jour 32.34953 Kg  de cereale; Prière de revoir les quantités prises de ces produits.</w:t>
       </w:r>
     </w:p>
     <w:p>
@@ -1744,7 +1744,7 @@
         <w:rPr>
           <w:sz w:val="20"/>
         </w:rPr>
-        <w:t>- La dernière fois que vous avez acheté Feuilles de patate est PRÉLEVÉ SUR LES ARBRES et semble exister dans les modalités, prière de prendre attache avec le QG pour plus d'explication afin de la classer bien. Attention ! Le prix unitaire d'achat (25 Fcfa) de Vinaigre de vin en Sachets (Tres petit) est relativement faible par rapport aux autres prix observés dans cette zone. Prière de corriger ou de confirmer avec le QG. Attention ! Le prix unitaire d'achat (50 Fcfa) de Ail en Gousse (Moyen) est relativement faible par rapport aux autres prix observés dans cette zone. Prière de corriger ou de confirmer avec le QG. Attention ! Le prix unitaire d'achat (50 Fcfa) de Aubergine   en Pièce (Moyen) est relativement faible par rapport aux autres prix observés dans cette zone. Prière de corriger ou de confirmer avec le QG. Avertissement!! La quantité (5 litre) du produit Huile de soja  consommée  par le ménage semble très élevé, prière de corriger ou confirmer avec le QG. Avertissement!! le prix unitaire (175 Fcfa) de Thé en sachet (unité: Sachets) de taille Petit est très faible ou élevé. Prière de corriger ou de confirmer avec le QG. Incohérence!! Dans ce ménage, chaque individus consomme par jour 20.95615 Kg  de cereale; Prière de revoir les quantités prises de ces produits. Incohérence!! Dans ce ménage, chaque individus consomme par jour 20.95615 Kg  de cereale; Prière de revoir les quantités prises de ces produits.</w:t>
+        <w:t>- La dernière fois que vous avez acheté Feuilles de patate est PRÉLEVÉ SUR LES ARBRES et semble exister dans les modalités, prière de prendre attache avec le QG pour plus d'explication afin de la classer bien. Attention ! Le prix unitaire d'achat (25 Fcfa) de Vinaigre de vin en Sachets (Tres petit) est relativement faible par rapport aux autres prix observés dans cette zone. Prière de corriger ou de confirmer avec le QG. Attention ! Le prix unitaire d'achat (50 Fcfa) de Ail en Gousse (Moyen) est relativement faible par rapport aux autres prix observés dans cette zone. Prière de corriger ou de confirmer avec le QG. Attention ! Le prix unitaire d'achat (50 Fcfa) de Aubergine   en Pièce (Moyen) est relativement faible par rapport aux autres prix observés dans cette zone. Prière de corriger ou de confirmer avec le QG. Attention ! Le prix unitaire d'achat (600 Fcfa) de Patate douce en Tas (Moyen) est relativement élevé par rapport aux autres prix observés dans cette zone. Prière de corriger ou de confirmer avec le QG. Avertissement!! La quantité (5 litre) du produit Huile de soja  consommée  par le ménage semble très élevé, prière de corriger ou confirmer avec le QG. Avertissement!! le prix unitaire (175 Fcfa) de Thé en sachet (unité: Sachets) de taille Petit est très faible ou élevé. Prière de corriger ou de confirmer avec le QG. Incohérence!! Dans ce ménage, chaque individus consomme par jour 33.82703 Kg  de cereale; Prière de revoir les quantités prises de ces produits. Incohérence!! Dans ce ménage, chaque individus consomme par jour 33.82703 Kg  de cereale; Prière de revoir les quantités prises de ces produits.</w:t>
       </w:r>
     </w:p>
     <w:p>
@@ -2387,7 +2387,7 @@
         <w:rPr>
           <w:sz w:val="20"/>
         </w:rPr>
-        <w:t>- La dernière fois que vous avez acheté Feuilles de patate est ceuilli sur les arbres et semble exister dans les modalités, prière de prendre attache avec le QG pour plus d'explication afin de la classer bien. Attention ! Le prix unitaire d'achat (150 Fcfa) de Aubergine   en Pièce (Moyen) est relativement élevé par rapport aux autres prix observés dans cette zone. Prière de corriger ou de confirmer avec le QG. Attention ! Le prix unitaire d'achat (175 Fcfa) de Concentré de tomate en Sachets industriel (Petit) est relativement élevé par rapport aux autres prix observés dans cette zone. Prière de corriger ou de confirmer avec le QG. Attention ! Le prix unitaire d'achat (500 Fcfa) de Carotte en Tas (Petit) est relativement élevé par rapport aux autres prix observés dans cette zone. Prière de corriger ou de confirmer avec le QG. Attention ! Le prix unitaire d'achat (600 Fcfa) de Patate douce en Tas (Petit) est relativement élevé par rapport aux autres prix observés dans cette zone. Prière de corriger ou de confirmer avec le QG. Avertissement!! le prix unitaire (150 Fcfa) de Thé en sachet (unité: Sachets) de taille Petit est très faible ou élevé. Prière de corriger ou de confirmer avec le QG. Incohérence!! Dans ce ménage, chaque individus consomme par jour 32.32143 Kg  de cereale; Prière de revoir les quantités prises de ces produits.</w:t>
+        <w:t>- La dernière fois que vous avez acheté Feuilles de patate est ceuilli sur les arbres et semble exister dans les modalités, prière de prendre attache avec le QG pour plus d'explication afin de la classer bien. Attention ! Le prix unitaire d'achat (150 Fcfa) de Aubergine   en Pièce (Moyen) est relativement élevé par rapport aux autres prix observés dans cette zone. Prière de corriger ou de confirmer avec le QG. Attention ! Le prix unitaire d'achat (175 Fcfa) de Concentré de tomate en Sachets industriel (Petit) est relativement élevé par rapport aux autres prix observés dans cette zone. Prière de corriger ou de confirmer avec le QG. Attention ! Le prix unitaire d'achat (500 Fcfa) de Carotte en Tas (Petit) est relativement élevé par rapport aux autres prix observés dans cette zone. Prière de corriger ou de confirmer avec le QG. Attention ! Le prix unitaire d'achat (600 Fcfa) de Patate douce en Tas (Petit) est relativement élevé par rapport aux autres prix observés dans cette zone. Prière de corriger ou de confirmer avec le QG. Avertissement!! le prix unitaire (150 Fcfa) de Thé en sachet (unité: Sachets) de taille Petit est très faible ou élevé. Prière de corriger ou de confirmer avec le QG. Incohérence!! Dans ce ménage, chaque individus consomme par jour 54.69898 Kg  de cereale; Prière de revoir les quantités prises de ces produits.</w:t>
       </w:r>
     </w:p>
     <w:p>
@@ -3047,7 +3047,7 @@
         <w:rPr>
           <w:sz w:val="20"/>
         </w:rPr>
-        <w:t>- Attention ! Le prix unitaire d'achat (75 Fcfa) de Choux en Morceau (Portion) (Petit) est relativement faible par rapport aux autres prix observés dans cette zone. Prière de corriger ou de confirmer avec le QG. Avertissement!!! Le ménage a consommé 10 Sachets Tres petit de Mâchoiron séchée (Kon), cette quantité semble anormale pour une consommation des 7 derniers jours.Prière de corriger ou de confirmer avec le QG. Incohérence!! Dans ce ménage, chaque individus consomme par jour 32.09306 Kg  de cereale; Prière de revoir les quantités prises de ces produits. Incohérence!! Dans ce ménage, chaque individus consomme par jour 32.09306 Kg  de cereale; Prière de revoir les quantités prises de ces produits.</w:t>
+        <w:t>- Attention ! Le prix unitaire d'achat (250 Fcfa) de Beignets de farine de boulangerie en Sachets (Petit) est relativement élevé par rapport aux autres prix observés dans cette zone. Prière de corriger ou de confirmer avec le QG. Attention ! Le prix unitaire d'achat (500 Fcfa) de Oignon frais en Kg (taille unique) est relativement faible par rapport aux autres prix observés dans cette zone. Prière de corriger ou de confirmer avec le QG. Attention ! Le prix unitaire d'achat (75 Fcfa) de Choux en Morceau (Portion) (Petit) est relativement faible par rapport aux autres prix observés dans cette zone. Prière de corriger ou de confirmer avec le QG. Attention ! Soupçons de quantité anormale! Le ménage de DJIBRIL faye avec une taille de 7 personnes a consommé 21 Cube en Moyen de Cube alimentaire (Maggi, Jumbo, ) qui est relativement élevé comme consommation par rapport à la condition de vie des autres ménages de même taille dans cette zone. Prière de corriger ou de confirmer avec le QG. Avertissement!!! Le ménage a consommé 10 Sachets Tres petit de Mâchoiron séchée (Kon), cette quantité semble anormale pour une consommation des 7 derniers jours.Prière de corriger ou de confirmer avec le QG. Incohérence!! Dans ce ménage, chaque individus consomme par jour 56.73306 Kg  de cereale; Prière de revoir les quantités prises de ces produits. Incohérence!! Dans ce ménage, chaque individus consomme par jour 56.73306 Kg  de cereale; Prière de revoir les quantités prises de ces produits.</w:t>
       </w:r>
     </w:p>
     <w:p>
@@ -4157,7 +4157,7 @@
         <w:rPr>
           <w:sz w:val="20"/>
         </w:rPr>
-        <w:t>- Attention ! Le prix unitaire d'achat (1500 Fcfa) de Niébé/Haricots secs en Kg (taille unique) est relativement élevé par rapport aux autres prix observés dans cette zone. Prière de corriger ou de confirmer avec le QG. Avertissement!!! Le ménage a consommé 12 Sachets Petit de Sucre en poudre , cette quantité semble anormale pour une consommation des 7 derniers jours.Prière de corriger ou de confirmer avec le QG. Avertissement!!! Le ménage a consommé 5 Paquet Petit de Thé en sachet, cette quantité semble anormale pour une consommation des 7 derniers jours.Prière de corriger ou de confirmer avec le QG. Avertissement!! le prix unitaire (150 Fcfa) de Thé en sachet (unité: Paquet) de taille Petit est très faible ou élevé. Prière de corriger ou de confirmer avec le QG. Incohérence!! Dans ce ménage, chaque individus consomme par jour 48.53486 Kg  de cereale; Prière de revoir les quantités prises de ces produits. Incohérence!! Dans ce ménage, chaque individus consomme par jour 48.53486 Kg  de cereale; Prière de revoir les quantités prises de ces produits.</w:t>
+        <w:t>- Attention ! Le prix unitaire d'achat (1500 Fcfa) de Niébé/Haricots secs en Kg (taille unique) est relativement élevé par rapport aux autres prix observés dans cette zone. Prière de corriger ou de confirmer avec le QG. Attention ! Le prix unitaire d'achat (250 Fcfa) de Poireau en Tas (Petit) est relativement élevé par rapport aux autres prix observés dans cette zone. Prière de corriger ou de confirmer avec le QG. Avertissement!!! Le ménage a consommé 12 Sachets Petit de Sucre en poudre , cette quantité semble anormale pour une consommation des 7 derniers jours.Prière de corriger ou de confirmer avec le QG. Avertissement!!! Le ménage a consommé 5 Paquet Petit de Thé en sachet, cette quantité semble anormale pour une consommation des 7 derniers jours.Prière de corriger ou de confirmer avec le QG. Avertissement!! le prix unitaire (150 Fcfa) de Thé en sachet (unité: Paquet) de taille Petit est très faible ou élevé. Prière de corriger ou de confirmer avec le QG. Incohérence!! Dans ce ménage, chaque individus consomme par jour 78.716 Kg  de cereale; Prière de revoir les quantités prises de ces produits. Incohérence!! Dans ce ménage, chaque individus consomme par jour 78.716 Kg  de cereale; Prière de revoir les quantités prises de ces produits.</w:t>
       </w:r>
     </w:p>
     <w:p>
@@ -4354,7 +4354,7 @@
         <w:rPr>
           <w:sz w:val="20"/>
         </w:rPr>
-        <w:t>- Attention ! Houe/daba/hilaire a été revendu à 2100 Fcfa qui est relativement élevé par rapport aux autres prix de revente observés dans cette zone. Prière de corriger ou de confirmer avec le QG.</w:t>
+        <w:t>- Attention ! Houe/daba/hilaire a été achété à 2100 Fcfa est relativement élevé par rapport aux autres prix d'achat observés dans cette zone. Prière de corriger ou de confirmer avec le QG. Attention ! Houe/daba/hilaire a été revendu à 2100 Fcfa qui est relativement élevé par rapport aux autres prix de revente observés dans cette zone. Prière de corriger ou de confirmer avec le QG.</w:t>
       </w:r>
     </w:p>
     <w:p>
@@ -4807,7 +4807,7 @@
         <w:rPr>
           <w:sz w:val="20"/>
         </w:rPr>
-        <w:t>- Attention ! Le prix unitaire d'achat (400 Fcfa) de Carotte en Tas (Moyen) est relativement élevé par rapport aux autres prix observés dans cette zone. Prière de corriger ou de confirmer avec le QG. Attention ! Le prix unitaire d'achat (50 Fcfa) de Vinaigre de vin en Sachets industriel (Tres petit) est relativement élevé par rapport aux autres prix observés dans cette zone. Prière de corriger ou de confirmer avec le QG. Avertissement!! La quantité (5 litre) du produit Huile de soja  consommée  par le ménage semble très élevé, prière de corriger ou confirmer avec le QG. Avertissement!!! Le ménage a consommé 9 Paquet Petit de Thé en sachet, cette quantité semble anormale pour une consommation des 7 derniers jours.Prière de corriger ou de confirmer avec le QG. Avertissement!! le prix unitaire (150 Fcfa) de Thé en sachet (unité: Paquet) de taille Petit est très faible ou élevé. Prière de corriger ou de confirmer avec le QG. Incohérence!! Dans ce ménage, chaque individus consomme par jour 29.4146 Kg  de cereale; Prière de revoir les quantités prises de ces produits. Incohérence!! Dans ce ménage, chaque individus consomme par jour 29.4146 Kg  de cereale; Prière de revoir les quantités prises de ces produits.</w:t>
+        <w:t>- Attention ! Le prix unitaire d'achat (300 Fcfa) de Ail en Sachets (Moyen) est relativement élevé par rapport aux autres prix observés dans cette zone. Prière de corriger ou de confirmer avec le QG. Attention ! Le prix unitaire d'achat (50 Fcfa) de Vinaigre de vin en Sachets industriel (Tres petit) est relativement élevé par rapport aux autres prix observés dans cette zone. Prière de corriger ou de confirmer avec le QG. Avertissement!! La quantité (5 litre) du produit Huile de soja  consommée  par le ménage semble très élevé, prière de corriger ou confirmer avec le QG. Avertissement!!! Le ménage a consommé 9 Paquet Petit de Thé en sachet, cette quantité semble anormale pour une consommation des 7 derniers jours.Prière de corriger ou de confirmer avec le QG. Avertissement!! le prix unitaire (150 Fcfa) de Thé en sachet (unité: Paquet) de taille Petit est très faible ou élevé. Prière de corriger ou de confirmer avec le QG. Incohérence!! Dans ce ménage, chaque individus consomme par jour 50.88683 Kg  de cereale; Prière de revoir les quantités prises de ces produits. Incohérence!! Dans ce ménage, chaque individus consomme par jour 50.88683 Kg  de cereale; Prière de revoir les quantités prises de ces produits.</w:t>
       </w:r>
     </w:p>
     <w:p>
@@ -5487,7 +5487,7 @@
         <w:rPr>
           <w:sz w:val="20"/>
         </w:rPr>
-        <w:t>- Incohérence!! Dans ce ménage, chaque individus consomme par jour 25.41234 Kg  de cereale; Prière de revoir les quantités prises de ces produits. Incohérence!! Dans ce ménage, chaque individus consomme par jour 25.41234 Kg  de cereale; Prière de revoir les quantités prises de ces produits.</w:t>
+        <w:t>- Attention ! Le prix unitaire d'achat (500 Fcfa) de Oignon frais en Kg (taille unique) est relativement faible par rapport aux autres prix observés dans cette zone. Prière de corriger ou de confirmer avec le QG. Incohérence!! Dans ce ménage, chaque individus consomme par jour 41.02273 Kg  de cereale; Prière de revoir les quantités prises de ces produits. Incohérence!! Dans ce ménage, chaque individus consomme par jour 41.02273 Kg  de cereale; Prière de revoir les quantités prises de ces produits.</w:t>
       </w:r>
     </w:p>
     <w:p>
@@ -6136,7 +6136,7 @@
         <w:rPr>
           <w:sz w:val="20"/>
         </w:rPr>
-        <w:t>- Attention ! Le prix unitaire d'achat (600 Fcfa) de Pain moderne (Baguette) en Sachets (Moyen) est relativement élevé par rapport aux autres prix observés dans cette zone. Prière de corriger ou de confirmer avec le QG. Avertissement!!! Le ménage a consommé 2 Paquet Petit de Thé en sachet, cette quantité semble anormale pour une consommation des 7 derniers jours.Prière de corriger ou de confirmer avec le QG. Avertissement!! le prix unitaire (150 Fcfa) de Thé en sachet (unité: Paquet) de taille Petit est très faible ou élevé. Prière de corriger ou de confirmer avec le QG. Incohérence!! Dans ce ménage, chaque individus consomme par jour 23.1646 Kg  de cereale; Prière de revoir les quantités prises de ces produits. Incohérence!! Dans ce ménage, chaque individus consomme par jour 23.1646 Kg  de cereale; Prière de revoir les quantités prises de ces produits.</w:t>
+        <w:t>- Attention ! Le prix unitaire d'achat (150 Fcfa) de Carpe séchée en Morceau (Portion) (Petit) est relativement élevé par rapport aux autres prix observés dans cette zone. Prière de corriger ou de confirmer avec le QG. Attention ! Le prix unitaire d'achat (200 Fcfa) de Poireau en Tas (Petit) est relativement élevé par rapport aux autres prix observés dans cette zone. Prière de corriger ou de confirmer avec le QG. Attention ! Le prix unitaire d'achat (600 Fcfa) de Pain moderne (Baguette) en Sachets (Moyen) est relativement élevé par rapport aux autres prix observés dans cette zone. Prière de corriger ou de confirmer avec le QG. Avertissement!!! Le ménage a consommé 2 Paquet Petit de Thé en sachet, cette quantité semble anormale pour une consommation des 7 derniers jours.Prière de corriger ou de confirmer avec le QG. Avertissement!! le prix unitaire (150 Fcfa) de Thé en sachet (unité: Paquet) de taille Petit est très faible ou élevé. Prière de corriger ou de confirmer avec le QG. Incohérence!! Dans ce ménage, chaque individus consomme par jour 45.12096 Kg  de cereale; Prière de revoir les quantités prises de ces produits. Incohérence!! Dans ce ménage, chaque individus consomme par jour 45.12096 Kg  de cereale; Prière de revoir les quantités prises de ces produits.</w:t>
       </w:r>
     </w:p>
     <w:p>
@@ -6778,7 +6778,7 @@
         <w:rPr>
           <w:sz w:val="20"/>
         </w:rPr>
-        <w:t>- La dernière fois que vous avez acheté Beignets de farine de boulangerie est menage voisin et semble exister dans les modalités, prière de prendre attache avec le QG pour plus d'explication afin de la classer bien. Avertissement!!! Le ménage a consommé 10 Sachets industriel Tres petit de Caramel, bonbons, confiseries, etc., cette quantité semble anormale pour une consommation des 7 derniers jours.Prière de corriger ou de confirmer avec le QG. Avertissement!!! Le ménage a consommé 7 Paquet Petit de Thé en sachet, cette quantité semble anormale pour une consommation des 7 derniers jours.Prière de corriger ou de confirmer avec le QG. Avertissement!!! Le ménage a consommé 8 Tas Petit de Mâchoiron séchée (Kon), cette quantité semble anormale pour une consommation des 7 derniers jours.Prière de corriger ou de confirmer avec le QG. Incohérence!! Dans ce ménage, chaque individus consomme par jour 10.65526 Kg  de cereale; Prière de revoir les quantités prises de ces produits. Incohérence!! Dans ce ménage, chaque individus consomme par jour 10.65526 Kg  de cereale; Prière de revoir les quantités prises de ces produits.</w:t>
+        <w:t>- La dernière fois que vous avez acheté Beignets de farine de boulangerie est menage voisin et semble exister dans les modalités, prière de prendre attache avec le QG pour plus d'explication afin de la classer bien. Avertissement!!! Le ménage a consommé 10 Sachets industriel Tres petit de Caramel, bonbons, confiseries, etc., cette quantité semble anormale pour une consommation des 7 derniers jours.Prière de corriger ou de confirmer avec le QG. Avertissement!!! Le ménage a consommé 7 Paquet Petit de Thé en sachet, cette quantité semble anormale pour une consommation des 7 derniers jours.Prière de corriger ou de confirmer avec le QG. Avertissement!!! Le ménage a consommé 8 Tas Petit de Mâchoiron séchée (Kon), cette quantité semble anormale pour une consommation des 7 derniers jours.Prière de corriger ou de confirmer avec le QG. Incohérence!! Dans ce ménage, chaque individus consomme par jour 19.62782 Kg  de cereale; Prière de revoir les quantités prises de ces produits. Incohérence!! Dans ce ménage, chaque individus consomme par jour 19.62782 Kg  de cereale; Prière de revoir les quantités prises de ces produits. Attention ! Soupçons de quantité anormale! Le ménage de ADIOUMA FALL avec une taille de 19 personnes a consommé 36 Kg en taille unique de Mil qui est relativement élevé comme consommation par rapport à la condition de vie des autres ménages de même taille dans cette zone. Prière de corriger ou de confirmer avec le QG.</w:t>
       </w:r>
     </w:p>
     <w:p>
@@ -7477,7 +7477,7 @@
         <w:rPr>
           <w:sz w:val="20"/>
         </w:rPr>
-        <w:t>- Attention ! Le prix unitaire d'achat (250 Fcfa) de Piment frais en Sachets (Petit) est relativement élevé par rapport aux autres prix observés dans cette zone. Prière de corriger ou de confirmer avec le QG. Avertissement!! La quantité (5 litre) du produit Huile de soja  consommée  par le ménage semble très élevé, prière de corriger ou confirmer avec le QG. Avertissement!!! Le ménage a consommé 5 Paquet Petit de Thé en sachet, cette quantité semble anormale pour une consommation des 7 derniers jours.Prière de corriger ou de confirmer avec le QG. Avertissement!! le prix unitaire (125 Fcfa) de Thé en sachet (unité: Paquet) de taille Petit est très faible ou élevé. Prière de corriger ou de confirmer avec le QG. Incohérence!! Dans ce ménage, chaque individus consomme par jour 16.76265 Kg  de cereale; Prière de revoir les quantités prises de ces produits. Incohérence!! Dans ce ménage, chaque individus consomme par jour 16.76265 Kg  de cereale; Prière de revoir les quantités prises de ces produits.</w:t>
+        <w:t>- Attention ! Le prix unitaire d'achat (250 Fcfa) de Piment frais en Sachets (Petit) est relativement élevé par rapport aux autres prix observés dans cette zone. Prière de corriger ou de confirmer avec le QG. Attention ! Le prix unitaire d'achat (500 Fcfa) de Oignon frais en Kg (taille unique) est relativement faible par rapport aux autres prix observés dans cette zone. Prière de corriger ou de confirmer avec le QG. Avertissement!! La quantité (5 litre) du produit Huile de soja  consommée  par le ménage semble très élevé, prière de corriger ou confirmer avec le QG. Avertissement!!! Le ménage a consommé 5 Paquet Petit de Thé en sachet, cette quantité semble anormale pour une consommation des 7 derniers jours.Prière de corriger ou de confirmer avec le QG. Avertissement!! le prix unitaire (125 Fcfa) de Thé en sachet (unité: Paquet) de taille Petit est très faible ou élevé. Prière de corriger ou de confirmer avec le QG. Incohérence!! Dans ce ménage, chaque individus consomme par jour 43.18735 Kg  de cereale; Prière de revoir les quantités prises de ces produits. Incohérence!! Dans ce ménage, chaque individus consomme par jour 43.18735 Kg  de cereale; Prière de revoir les quantités prises de ces produits.</w:t>
       </w:r>
     </w:p>
     <w:p>
@@ -8227,7 +8227,7 @@
         <w:rPr>
           <w:sz w:val="20"/>
         </w:rPr>
-        <w:t>- Attention ! Le prix unitaire d'achat (100 Fcfa) de Concentré de tomate en Sachets industriel (Petit) est relativement faible par rapport aux autres prix observés dans cette zone. Prière de corriger ou de confirmer avec le QG. Attention ! Le prix unitaire d'achat (200 Fcfa) de Tamarin noir en Sachets (Petit) est relativement élevé par rapport aux autres prix observés dans cette zone. Prière de corriger ou de confirmer avec le QG. Attention ! Le prix unitaire d'achat (3200 Fcfa) de Lait en poudre en Kg (taille unique) est relativement élevé par rapport aux autres prix observés dans cette zone. Prière de corriger ou de confirmer avec le QG. Avertissement!! La quantité (4 litre) du produit Huile de soja  consommée  par le ménage semble très élevé, prière de corriger ou confirmer avec le QG. Incohérence!! Dans ce ménage, chaque individus consomme par jour 42.78057 Kg  de cereale; Prière de revoir les quantités prises de ces produits. Incohérence!! Dans ce ménage, chaque individus consomme par jour 42.78057 Kg  de cereale; Prière de revoir les quantités prises de ces produits.</w:t>
+        <w:t>- Attention ! Le prix unitaire d'achat (200 Fcfa) de Poireau en Tas (Petit) est relativement élevé par rapport aux autres prix observés dans cette zone. Prière de corriger ou de confirmer avec le QG. Attention ! Le prix unitaire d'achat (200 Fcfa) de Tamarin noir en Sachets (Petit) est relativement élevé par rapport aux autres prix observés dans cette zone. Prière de corriger ou de confirmer avec le QG. Attention ! Le prix unitaire d'achat (300 Fcfa) de Ail en Sachets (Moyen) est relativement élevé par rapport aux autres prix observés dans cette zone. Prière de corriger ou de confirmer avec le QG. Attention ! Le prix unitaire d'achat (3200 Fcfa) de Lait en poudre en Kg (taille unique) est relativement élevé par rapport aux autres prix observés dans cette zone. Prière de corriger ou de confirmer avec le QG. Attention ! Soupçons de quantité anormale! Le ménage de Khemesse Sarr avec une taille de 5 personnes a consommé 14 Verre ( à thé) en taille unique de Café moulu qui est relativement élevé comme consommation par rapport à la condition de vie des autres ménages de même taille dans cette zone. Prière de corriger ou de confirmer avec le QG. Avertissement!! La quantité (4 litre) du produit Huile de soja  consommée  par le ménage semble très élevé, prière de corriger ou confirmer avec le QG. Incohérence!! Dans ce ménage, chaque individus consomme par jour 76.22514 Kg  de cereale; Prière de revoir les quantités prises de ces produits. Incohérence!! Dans ce ménage, chaque individus consomme par jour 76.22514 Kg  de cereale; Prière de revoir les quantités prises de ces produits.</w:t>
       </w:r>
     </w:p>
     <w:p>
@@ -8404,6 +8404,27 @@
           <w:sz w:val="20"/>
         </w:rPr>
         <w:t>- ||</w:t>
+      </w:r>
+    </w:p>
+    <w:p>
+      <w:r>
+        <w:rPr>
+          <w:b/>
+          <w:color w:val="4672C4"/>
+          <w:sz w:val="22"/>
+        </w:rPr>
+        <w:t>&gt;&gt; Section19 - Equipements agricoles</w:t>
+      </w:r>
+    </w:p>
+    <w:p>
+      <w:pPr>
+        <w:ind w:left="283"/>
+      </w:pPr>
+      <w:r>
+        <w:rPr>
+          <w:sz w:val="20"/>
+        </w:rPr>
+        <w:t>- Attention ! Faucheuse a été achété à 2000 Fcfa est relativement élevé par rapport aux autres prix d'achat observés dans cette zone. Prière de corriger ou de confirmer avec le QG. Attention ! Faucheuse a été revendu à 2000 Fcfa qui est relativement élevé par rapport aux autres prix de revente observés dans cette zone. Prière de corriger ou de confirmer avec le QG.</w:t>
       </w:r>
     </w:p>
     <w:p>
